--- a/work.docx
+++ b/work.docx
@@ -478,7 +478,7 @@
     <w:p>
       <w:pPr>
         <w:rPr>
-          <w:rFonts w:hint="default"/>
+          <w:rFonts w:hint="eastAsia"/>
           <w:b w:val="0"/>
           <w:bCs w:val="0"/>
           <w:lang w:val="en-US" w:eastAsia="zh-CN"/>
@@ -507,40 +507,123 @@
     <w:p>
       <w:pPr>
         <w:rPr>
-          <w:rFonts w:hint="eastAsia"/>
-          <w:b w:val="0"/>
-          <w:bCs w:val="0"/>
-          <w:lang w:val="en-US" w:eastAsia="zh-CN"/>
-        </w:rPr>
-      </w:pPr>
-      <w:r>
-        <w:rPr>
-          <w:rFonts w:hint="eastAsia"/>
-          <w:b w:val="0"/>
-          <w:bCs w:val="0"/>
-          <w:lang w:val="en-US" w:eastAsia="zh-CN"/>
-        </w:rPr>
-        <w:t xml:space="preserve">2026-06 </w:t>
-      </w:r>
-      <w:r>
-        <w:rPr>
-          <w:rFonts w:hint="eastAsia"/>
-          <w:b w:val="0"/>
-          <w:bCs w:val="0"/>
-          <w:i/>
-          <w:iCs/>
-          <w:lang w:val="en-US" w:eastAsia="zh-CN"/>
-        </w:rPr>
-        <w:t>显驱C8620</w:t>
-      </w:r>
-      <w:r>
-        <w:rPr>
-          <w:rFonts w:hint="eastAsia"/>
-          <w:b w:val="0"/>
-          <w:bCs w:val="0"/>
-          <w:lang w:val="en-US" w:eastAsia="zh-CN"/>
-        </w:rPr>
-        <w:t>，桌面应用，知识库</w:t>
+          <w:rFonts w:hint="default"/>
+          <w:b w:val="0"/>
+          <w:bCs w:val="0"/>
+          <w:lang w:val="en-US" w:eastAsia="zh-CN"/>
+        </w:rPr>
+      </w:pPr>
+      <w:r>
+        <w:rPr>
+          <w:rFonts w:hint="default"/>
+          <w:b w:val="0"/>
+          <w:bCs w:val="0"/>
+          <w:lang w:val="en-US" w:eastAsia="zh-CN"/>
+        </w:rPr>
+        <w:t>2026-0</w:t>
+      </w:r>
+      <w:r>
+        <w:rPr>
+          <w:rFonts w:hint="eastAsia"/>
+          <w:b w:val="0"/>
+          <w:bCs w:val="0"/>
+          <w:lang w:val="en-US" w:eastAsia="zh-CN"/>
+        </w:rPr>
+        <w:t>7</w:t>
+      </w:r>
+      <w:r>
+        <w:rPr>
+          <w:rFonts w:hint="default"/>
+          <w:b w:val="0"/>
+          <w:bCs w:val="0"/>
+          <w:lang w:val="en-US" w:eastAsia="zh-CN"/>
+        </w:rPr>
+        <w:t>-</w:t>
+      </w:r>
+      <w:r>
+        <w:rPr>
+          <w:rFonts w:hint="eastAsia"/>
+          <w:b w:val="0"/>
+          <w:bCs w:val="0"/>
+          <w:lang w:val="en-US" w:eastAsia="zh-CN"/>
+        </w:rPr>
+        <w:t>01</w:t>
+      </w:r>
+      <w:r>
+        <w:rPr>
+          <w:rFonts w:hint="default"/>
+          <w:b w:val="0"/>
+          <w:bCs w:val="0"/>
+          <w:lang w:val="en-US" w:eastAsia="zh-CN"/>
+        </w:rPr>
+        <w:t xml:space="preserve"> Copilot Pr</w:t>
+      </w:r>
+      <w:r>
+        <w:rPr>
+          <w:rFonts w:hint="eastAsia"/>
+          <w:b w:val="0"/>
+          <w:bCs w:val="0"/>
+          <w:lang w:val="en-US" w:eastAsia="zh-CN"/>
+        </w:rPr>
+        <w:t>o</w:t>
+      </w:r>
+    </w:p>
+    <w:p>
+      <w:pPr>
+        <w:rPr>
+          <w:rFonts w:hint="eastAsia"/>
+          <w:b w:val="0"/>
+          <w:bCs w:val="0"/>
+          <w:lang w:val="en-US" w:eastAsia="zh-CN"/>
+        </w:rPr>
+      </w:pPr>
+    </w:p>
+    <w:p>
+      <w:pPr>
+        <w:rPr>
+          <w:rFonts w:hint="eastAsia"/>
+          <w:b w:val="0"/>
+          <w:bCs w:val="0"/>
+          <w:lang w:val="en-US" w:eastAsia="zh-CN"/>
+        </w:rPr>
+      </w:pPr>
+      <w:r>
+        <w:rPr>
+          <w:rFonts w:hint="eastAsia"/>
+          <w:b w:val="0"/>
+          <w:bCs w:val="0"/>
+          <w:lang w:val="en-US" w:eastAsia="zh-CN"/>
+        </w:rPr>
+        <w:t>2026-06 桌面应用，知识库</w:t>
+      </w:r>
+    </w:p>
+    <w:p>
+      <w:pPr>
+        <w:rPr>
+          <w:rFonts w:hint="eastAsia"/>
+          <w:b w:val="0"/>
+          <w:bCs w:val="0"/>
+          <w:lang w:val="en-US" w:eastAsia="zh-CN"/>
+        </w:rPr>
+      </w:pPr>
+    </w:p>
+    <w:p>
+      <w:pPr>
+        <w:rPr>
+          <w:rFonts w:hint="default"/>
+          <w:b w:val="0"/>
+          <w:bCs w:val="0"/>
+          <w:lang w:val="en-US" w:eastAsia="zh-CN"/>
+        </w:rPr>
+      </w:pPr>
+      <w:r>
+        <w:rPr>
+          <w:rFonts w:hint="eastAsia"/>
+          <w:b w:val="0"/>
+          <w:bCs w:val="0"/>
+          <w:lang w:val="en-US" w:eastAsia="zh-CN"/>
+        </w:rPr>
+        <w:t>2026-06 显驱C8620，应用层按键</w:t>
       </w:r>
     </w:p>
     <w:p>
@@ -644,8 +727,6 @@
         </w:rPr>
         <w:t>2026-07 柜机显示板电源板原理图底层搭建</w:t>
       </w:r>
-      <w:bookmarkStart w:id="0" w:name="_GoBack"/>
-      <w:bookmarkEnd w:id="0"/>
     </w:p>
     <w:p>
       <w:pPr>
@@ -679,7 +760,7 @@
     <w:p>
       <w:pPr>
         <w:rPr>
-          <w:rFonts w:hint="default"/>
+          <w:rFonts w:hint="eastAsia"/>
           <w:b w:val="0"/>
           <w:bCs w:val="0"/>
           <w:lang w:val="en-US" w:eastAsia="zh-CN"/>
@@ -721,26 +802,122 @@
           <w:bCs w:val="0"/>
           <w:lang w:val="en-US" w:eastAsia="zh-CN"/>
         </w:rPr>
-        <w:t>2026-0</w:t>
-      </w:r>
-      <w:r>
-        <w:rPr>
-          <w:rFonts w:hint="eastAsia"/>
-          <w:b w:val="0"/>
-          <w:bCs w:val="0"/>
-          <w:lang w:val="en-US" w:eastAsia="zh-CN"/>
-        </w:rPr>
-        <w:t>6</w:t>
-      </w:r>
-      <w:r>
-        <w:rPr>
-          <w:rFonts w:hint="eastAsia" w:asciiTheme="minorHAnsi" w:eastAsiaTheme="minorEastAsia"/>
-          <w:b w:val="0"/>
-          <w:bCs w:val="0"/>
-          <w:lang w:val="en-US" w:eastAsia="zh-CN"/>
-        </w:rPr>
-        <w:t xml:space="preserve"> 版本0分支完善旧硬件测试功能</w:t>
-      </w:r>
+        <w:t>2026-07-0</w:t>
+      </w:r>
+      <w:r>
+        <w:rPr>
+          <w:rFonts w:hint="eastAsia"/>
+          <w:b w:val="0"/>
+          <w:bCs w:val="0"/>
+          <w:lang w:val="en-US" w:eastAsia="zh-CN"/>
+        </w:rPr>
+        <w:t>2 接线：加热管/门开关/ntc/流量计/风机/离子</w:t>
+      </w:r>
+    </w:p>
+    <w:p>
+      <w:pPr>
+        <w:rPr>
+          <w:rFonts w:hint="eastAsia"/>
+          <w:b w:val="0"/>
+          <w:bCs w:val="0"/>
+          <w:lang w:val="en-US" w:eastAsia="zh-CN"/>
+        </w:rPr>
+      </w:pPr>
+    </w:p>
+    <w:p>
+      <w:pPr>
+        <w:rPr>
+          <w:rFonts w:hint="eastAsia"/>
+          <w:b w:val="0"/>
+          <w:bCs w:val="0"/>
+          <w:lang w:val="en-US" w:eastAsia="zh-CN"/>
+        </w:rPr>
+      </w:pPr>
+      <w:r>
+        <w:rPr>
+          <w:rFonts w:hint="default"/>
+          <w:b w:val="0"/>
+          <w:bCs w:val="0"/>
+          <w:lang w:val="en-US" w:eastAsia="zh-CN"/>
+        </w:rPr>
+        <w:t>2026-07-0</w:t>
+      </w:r>
+      <w:r>
+        <w:rPr>
+          <w:rFonts w:hint="eastAsia"/>
+          <w:b w:val="0"/>
+          <w:bCs w:val="0"/>
+          <w:lang w:val="en-US" w:eastAsia="zh-CN"/>
+        </w:rPr>
+        <w:t>3</w:t>
+      </w:r>
+      <w:r>
+        <w:rPr>
+          <w:rFonts w:hint="default"/>
+          <w:b w:val="0"/>
+          <w:bCs w:val="0"/>
+          <w:lang w:val="en-US" w:eastAsia="zh-CN"/>
+        </w:rPr>
+        <w:t xml:space="preserve"> </w:t>
+      </w:r>
+      <w:r>
+        <w:rPr>
+          <w:rFonts w:hint="eastAsia"/>
+          <w:b w:val="0"/>
+          <w:bCs w:val="0"/>
+          <w:lang w:val="en-US" w:eastAsia="zh-CN"/>
+        </w:rPr>
+        <w:t>对</w:t>
+      </w:r>
+      <w:r>
+        <w:rPr>
+          <w:rFonts w:hint="default"/>
+          <w:b w:val="0"/>
+          <w:bCs w:val="0"/>
+          <w:lang w:val="en-US" w:eastAsia="zh-CN"/>
+        </w:rPr>
+        <w:t>接：</w:t>
+      </w:r>
+      <w:r>
+        <w:rPr>
+          <w:rFonts w:hint="eastAsia"/>
+          <w:b w:val="0"/>
+          <w:bCs w:val="0"/>
+          <w:lang w:val="en-US" w:eastAsia="zh-CN"/>
+        </w:rPr>
+        <w:t>洗涤泵（公座）/进水泵（焊线）/加热管（开关）/PTC（公座）</w:t>
+      </w:r>
+    </w:p>
+    <w:p>
+      <w:pPr>
+        <w:rPr>
+          <w:rFonts w:hint="eastAsia"/>
+          <w:b w:val="0"/>
+          <w:bCs w:val="0"/>
+          <w:lang w:val="en-US" w:eastAsia="zh-CN"/>
+        </w:rPr>
+      </w:pPr>
+    </w:p>
+    <w:p>
+      <w:pPr>
+        <w:rPr>
+          <w:rFonts w:hint="default"/>
+          <w:b w:val="0"/>
+          <w:bCs w:val="0"/>
+          <w:lang w:val="en-US" w:eastAsia="zh-CN"/>
+        </w:rPr>
+      </w:pPr>
+      <w:r>
+        <w:rPr>
+          <w:rFonts w:hint="default"/>
+          <w:b w:val="0"/>
+          <w:bCs w:val="0"/>
+          <w:lang w:val="en-US" w:eastAsia="zh-CN"/>
+        </w:rPr>
+        <w:t>2026-07-04 版本0分支完善旧硬件测试功能</w:t>
+      </w:r>
+      <w:bookmarkStart w:id="0" w:name="_GoBack"/>
+      <w:bookmarkEnd w:id="0"/>
     </w:p>
     <w:p>
       <w:pPr>
